--- a/README.docx
+++ b/README.docx
@@ -11,7 +11,7 @@
         <w:rPr>
           <w:color w:val="1F4E79"/>
         </w:rPr>
-        <w:t xml:space="preserve">Tibbers — Estudo de engenharia de detecção com Wazuh</w:t>
+        <w:t xml:space="preserve">Tibbers — Pesquisa em operação de um SOC com Wazuh</w:t>
       </w:r>
     </w:p>
     <w:p>
@@ -27,17 +27,28 @@
         <w:spacing w:after="120" w:line="276"/>
       </w:pPr>
       <w:r>
-        <w:t xml:space="preserve">Pesquisa aplicada sobre </w:t>
-      </w:r>
-      <w:r>
-        <w:rPr>
-          <w:b/>
-          <w:bCs/>
-        </w:rPr>
-        <w:t xml:space="preserve">detecção e resposta (blue team)</w:t>
-      </w:r>
-      <w:r>
-        <w:t xml:space="preserve"> usando o </w:t>
+        <w:t xml:space="preserve">Estudo aplicado sobre como </w:t>
+      </w:r>
+      <w:r>
+        <w:rPr>
+          <w:b/>
+          <w:bCs/>
+        </w:rPr>
+        <w:t xml:space="preserve">operar um Security Operations Center</w:t>
+      </w:r>
+      <w:r>
+        <w:t xml:space="preserve"> (blue team) de ponta a
+ponta sobre uma stack </w:t>
+      </w:r>
+      <w:r>
+        <w:rPr>
+          <w:b/>
+          <w:bCs/>
+        </w:rPr>
+        <w:t xml:space="preserve">open source</w:t>
+      </w:r>
+      <w:r>
+        <w:t xml:space="preserve"> centrada no </w:t>
       </w:r>
       <w:r>
         <w:rPr>
@@ -47,20 +58,30 @@
         <w:t xml:space="preserve">Wazuh</w:t>
       </w:r>
       <w:r>
-        <w:t xml:space="preserve"> (SIEM/XDR
-open source). O objetivo não é entregar um laboratório para montar, e sim </w:t>
-      </w:r>
-      <w:r>
-        <w:rPr>
-          <w:b/>
-          <w:bCs/>
-        </w:rPr>
-        <w:t xml:space="preserve">documentar e
-analisar</w:t>
-      </w:r>
-      <w:r>
-        <w:t xml:space="preserve"> como técnicas de ataque comuns são detectadas, por que as regras funcionam (ou
-falham) e o que isso ensina sobre engenharia de detecção.</w:t>
+        <w:t xml:space="preserve"> (SIEM/XDR). Não é um guia de
+instalação nem um laboratório para montar: é uma </w:t>
+      </w:r>
+      <w:r>
+        <w:rPr>
+          <w:b/>
+          <w:bCs/>
+        </w:rPr>
+        <w:t xml:space="preserve">pesquisa documentada</w:t>
+      </w:r>
+      <w:r>
+        <w:t xml:space="preserve"> sobre as decisões,
+os mecanismos e as lições de cada parte de um SOC — telemetria, engenharia de detecção,
+resposta, gestão de vulnerabilidades, hardening e validação </w:t>
+      </w:r>
+      <w:r>
+        <w:rPr>
+          <w:i/>
+          <w:iCs/>
+        </w:rPr>
+        <w:t xml:space="preserve">purple team</w:t>
+      </w:r>
+      <w:r>
+        <w:t xml:space="preserve">.</w:t>
       </w:r>
     </w:p>
     <w:p>
@@ -68,7 +89,19 @@
         <w:spacing w:after="120" w:line="276"/>
       </w:pPr>
       <w:r>
-        <w:t xml:space="preserve">É um recorte enxuto, centrado em cinco técnicas representativas do MITRE ATT&amp;CK.</w:t>
+        <w:t xml:space="preserve">O material cobre um ambiente corporativo de referência (Active Directory, servidores,
+estações, servidor web e uma estação ofensiva) e analisa </w:t>
+      </w:r>
+      <w:r>
+        <w:rPr>
+          <w:b/>
+          <w:bCs/>
+        </w:rPr>
+        <w:t xml:space="preserve">detecções mapeadas ao MITRE
+ATT&amp;CK</w:t>
+      </w:r>
+      <w:r>
+        <w:t xml:space="preserve">, incluindo por que cada regra funciona — ou falha — e o que isso ensina.</w:t>
       </w:r>
     </w:p>
     <w:p>
@@ -77,7 +110,7 @@
         <w:spacing w:after="80" w:before="240"/>
       </w:pPr>
       <w:r>
-        <w:t xml:space="preserve">Pergunta de pesquisa</w:t>
+        <w:t xml:space="preserve">Pergunta central</w:t>
       </w:r>
     </w:p>
     <w:p>
@@ -96,83 +129,7 @@
         <w:spacing w:after="80" w:before="240"/>
       </w:pPr>
       <w:r>
-        <w:t xml:space="preserve">Escopo</w:t>
-      </w:r>
-    </w:p>
-    <w:p>
-      <w:pPr>
-        <w:pStyle w:val="ListParagraph"/>
-        <w:numPr>
-          <w:ilvl w:val="0"/>
-          <w:numId w:val="1"/>
-        </w:numPr>
-        <w:spacing w:after="40" w:line="264"/>
-      </w:pPr>
-      <w:r>
-        <w:rPr>
-          <w:b/>
-          <w:bCs/>
-        </w:rPr>
-        <w:t xml:space="preserve">Cinco técnicas estudadas:</w:t>
-      </w:r>
-      <w:r>
-        <w:t xml:space="preserve"> brute force, Kerberoasting, persistência por serviço,
-exfiltração por rede e sabotagem anti-forense.</w:t>
-      </w:r>
-    </w:p>
-    <w:p>
-      <w:pPr>
-        <w:pStyle w:val="ListParagraph"/>
-        <w:numPr>
-          <w:ilvl w:val="0"/>
-          <w:numId w:val="1"/>
-        </w:numPr>
-        <w:spacing w:after="40" w:line="264"/>
-      </w:pPr>
-      <w:r>
-        <w:rPr>
-          <w:b/>
-          <w:bCs/>
-        </w:rPr>
-        <w:t xml:space="preserve">Fontes de telemetria:</w:t>
-      </w:r>
-      <w:r>
-        <w:t xml:space="preserve"> canais de evento do Windows (Security/System) e Sysmon.</w:t>
-      </w:r>
-    </w:p>
-    <w:p>
-      <w:pPr>
-        <w:pStyle w:val="ListParagraph"/>
-        <w:numPr>
-          <w:ilvl w:val="0"/>
-          <w:numId w:val="1"/>
-        </w:numPr>
-        <w:spacing w:after="40" w:line="264"/>
-      </w:pPr>
-      <w:r>
-        <w:rPr>
-          <w:b/>
-          <w:bCs/>
-        </w:rPr>
-        <w:t xml:space="preserve">Foco:</w:t>
-      </w:r>
-      <w:r>
-        <w:t xml:space="preserve"> a lógica de detecção (regra + ancoragem + MITRE) e as lições de tuning — não a
-automação de infraestrutura.</w:t>
-      </w:r>
-    </w:p>
-    <w:p>
-      <w:pPr>
-        <w:spacing w:after="60"/>
-      </w:pPr>
-    </w:p>
-    <w:p>
-      <w:pPr>
-        <w:pStyle w:val="Heading1"/>
-        <w:spacing w:after="80" w:before="240"/>
-      </w:pPr>
-      <w:r>
-        <w:t xml:space="preserve">O que você encontra aqui</w:t>
+        <w:t xml:space="preserve">Como o estudo está organizado</w:t>
       </w:r>
     </w:p>
     <w:tbl>
@@ -188,13 +145,35 @@
         </w:tblBorders>
       </w:tblPr>
       <w:tblGrid>
-        <w:gridCol w:w="4819"/>
-        <w:gridCol w:w="4819"/>
+        <w:gridCol w:w="3213"/>
+        <w:gridCol w:w="3213"/>
+        <w:gridCol w:w="3213"/>
       </w:tblGrid>
       <w:tr>
         <w:trPr>
           <w:tblHeader/>
         </w:trPr>
+        <w:tc>
+          <w:tcPr>
+            <w:shd w:fill="1F4E79" w:val="clear"/>
+            <w:tcMar>
+              <w:top w:type="dxa" w:w="60"/>
+              <w:left w:type="dxa" w:w="80"/>
+              <w:bottom w:type="dxa" w:w="60"/>
+              <w:right w:type="dxa" w:w="80"/>
+            </w:tcMar>
+          </w:tcPr>
+          <w:p>
+            <w:r>
+              <w:rPr>
+                <w:b/>
+                <w:bCs/>
+                <w:color w:val="FFFFFF"/>
+              </w:rPr>
+              <w:t xml:space="preserve">#</w:t>
+            </w:r>
+          </w:p>
+        </w:tc>
         <w:tc>
           <w:tcPr>
             <w:shd w:fill="1F4E79" w:val="clear"/>
@@ -233,7 +212,7 @@
                 <w:bCs/>
                 <w:color w:val="FFFFFF"/>
               </w:rPr>
-              <w:t xml:space="preserve">Conteúdo</w:t>
+              <w:t xml:space="preserve">O que investiga</w:t>
             </w:r>
           </w:p>
         </w:tc>
@@ -249,13 +228,28 @@
             </w:tcMar>
           </w:tcPr>
           <w:p>
-            <w:hyperlink w:history="1" r:id="rIdjzvm27ci3orx7mh1tepco">
+            <w:r>
+              <w:t xml:space="preserve">00</w:t>
+            </w:r>
+          </w:p>
+        </w:tc>
+        <w:tc>
+          <w:tcPr>
+            <w:tcMar>
+              <w:top w:type="dxa" w:w="50"/>
+              <w:left w:type="dxa" w:w="80"/>
+              <w:bottom w:type="dxa" w:w="50"/>
+              <w:right w:type="dxa" w:w="80"/>
+            </w:tcMar>
+          </w:tcPr>
+          <w:p>
+            <w:hyperlink w:history="1" r:id="rId5cenuqgmit6uxrpfnfs8h">
               <w:r>
                 <w:rPr>
                   <w:color w:val="2E75B6"/>
                   <w:u w:val="single"/>
                 </w:rPr>
-                <w:t xml:space="preserve">00 — Contexto e escopo</w:t>
+                <w:t xml:space="preserve">Contexto e escopo</w:t>
               </w:r>
             </w:hyperlink>
           </w:p>
@@ -271,7 +265,7 @@
           </w:tcPr>
           <w:p>
             <w:r>
-              <w:t xml:space="preserve">Motivação, perguntas e o ambiente de referência estudado</w:t>
+              <w:t xml:space="preserve">Motivação, perguntas de pesquisa e os cinco pilares do SOC estudado</w:t>
             </w:r>
           </w:p>
         </w:tc>
@@ -288,13 +282,29 @@
             </w:tcMar>
           </w:tcPr>
           <w:p>
-            <w:hyperlink w:history="1" r:id="rId4daebmj-rowqzpwi9g6gd">
+            <w:r>
+              <w:t xml:space="preserve">01</w:t>
+            </w:r>
+          </w:p>
+        </w:tc>
+        <w:tc>
+          <w:tcPr>
+            <w:shd w:fill="EEF3F9" w:val="clear"/>
+            <w:tcMar>
+              <w:top w:type="dxa" w:w="50"/>
+              <w:left w:type="dxa" w:w="80"/>
+              <w:bottom w:type="dxa" w:w="50"/>
+              <w:right w:type="dxa" w:w="80"/>
+            </w:tcMar>
+          </w:tcPr>
+          <w:p>
+            <w:hyperlink w:history="1" r:id="rIdwquhxyyhf927m4xuwen6p">
               <w:r>
                 <w:rPr>
                   <w:color w:val="2E75B6"/>
                   <w:u w:val="single"/>
                 </w:rPr>
-                <w:t xml:space="preserve">01 — Metodologia</w:t>
+                <w:t xml:space="preserve">Ambiente de referência</w:t>
               </w:r>
             </w:hyperlink>
           </w:p>
@@ -311,7 +321,7 @@
           </w:tcPr>
           <w:p>
             <w:r>
-              <w:t xml:space="preserve">Como cada detecção é construída e validada</w:t>
+              <w:t xml:space="preserve">Topologia, rede isolada, domínio e papéis dos hosts (conceitual)</w:t>
             </w:r>
           </w:p>
         </w:tc>
@@ -327,13 +337,28 @@
             </w:tcMar>
           </w:tcPr>
           <w:p>
-            <w:hyperlink w:history="1" r:id="rIdijsr8ne8xugbglt2e9yva">
+            <w:r>
+              <w:t xml:space="preserve">02</w:t>
+            </w:r>
+          </w:p>
+        </w:tc>
+        <w:tc>
+          <w:tcPr>
+            <w:tcMar>
+              <w:top w:type="dxa" w:w="50"/>
+              <w:left w:type="dxa" w:w="80"/>
+              <w:bottom w:type="dxa" w:w="50"/>
+              <w:right w:type="dxa" w:w="80"/>
+            </w:tcMar>
+          </w:tcPr>
+          <w:p>
+            <w:hyperlink w:history="1" r:id="rIde-koapjhhdzf5_jjzyza2">
               <w:r>
                 <w:rPr>
                   <w:color w:val="2E75B6"/>
                   <w:u w:val="single"/>
                 </w:rPr>
-                <w:t xml:space="preserve">02 — Detecção e regras</w:t>
+                <w:t xml:space="preserve">Metodologia</w:t>
               </w:r>
             </w:hyperlink>
           </w:p>
@@ -349,7 +374,7 @@
           </w:tcPr>
           <w:p>
             <w:r>
-              <w:t xml:space="preserve">As cinco regras, ancoragem no ruleset e MITRE</w:t>
+              <w:t xml:space="preserve">Como cada detecção/afirmação é construída e validada</w:t>
             </w:r>
           </w:p>
         </w:tc>
@@ -366,13 +391,29 @@
             </w:tcMar>
           </w:tcPr>
           <w:p>
-            <w:hyperlink w:history="1" r:id="rIdu07cpstt7ko9zbntcwmf6">
+            <w:r>
+              <w:t xml:space="preserve">03</w:t>
+            </w:r>
+          </w:p>
+        </w:tc>
+        <w:tc>
+          <w:tcPr>
+            <w:shd w:fill="EEF3F9" w:val="clear"/>
+            <w:tcMar>
+              <w:top w:type="dxa" w:w="50"/>
+              <w:left w:type="dxa" w:w="80"/>
+              <w:bottom w:type="dxa" w:w="50"/>
+              <w:right w:type="dxa" w:w="80"/>
+            </w:tcMar>
+          </w:tcPr>
+          <w:p>
+            <w:hyperlink w:history="1" r:id="rId-9omqxlbsf0l7qjyv8xov">
               <w:r>
                 <w:rPr>
                   <w:color w:val="2E75B6"/>
                   <w:u w:val="single"/>
                 </w:rPr>
-                <w:t xml:space="preserve">03 — Resultados e lições</w:t>
+                <w:t xml:space="preserve">Telemetria</w:t>
               </w:r>
             </w:hyperlink>
           </w:p>
@@ -389,7 +430,7 @@
           </w:tcPr>
           <w:p>
             <w:r>
-              <w:t xml:space="preserve">Achados, armadilhas e o que generaliza</w:t>
+              <w:t xml:space="preserve">Fontes de log: Sysmon, auditd, canais do Windows, FIM</w:t>
             </w:r>
           </w:p>
         </w:tc>
@@ -405,13 +446,28 @@
             </w:tcMar>
           </w:tcPr>
           <w:p>
-            <w:hyperlink w:history="1" r:id="rId7vhtjuhqjwkzh2hgtncne">
+            <w:r>
+              <w:t xml:space="preserve">04</w:t>
+            </w:r>
+          </w:p>
+        </w:tc>
+        <w:tc>
+          <w:tcPr>
+            <w:tcMar>
+              <w:top w:type="dxa" w:w="50"/>
+              <w:left w:type="dxa" w:w="80"/>
+              <w:bottom w:type="dxa" w:w="50"/>
+              <w:right w:type="dxa" w:w="80"/>
+            </w:tcMar>
+          </w:tcPr>
+          <w:p>
+            <w:hyperlink w:history="1" r:id="rIdkxpxnfnkshimmkeimos6f">
               <w:r>
                 <w:rPr>
                   <w:color w:val="2E75B6"/>
                   <w:u w:val="single"/>
                 </w:rPr>
-                <w:t xml:space="preserve">04 — Referências</w:t>
+                <w:t xml:space="preserve">Engenharia de detecção</w:t>
               </w:r>
             </w:hyperlink>
           </w:p>
@@ -427,7 +483,7 @@
           </w:tcPr>
           <w:p>
             <w:r>
-              <w:t xml:space="preserve">Documentação e material de apoio</w:t>
+              <w:t xml:space="preserve">Regras, decoders, ancoragem, correlação e as armadilhas do ruleset</w:t>
             </w:r>
           </w:p>
         </w:tc>
@@ -444,13 +500,29 @@
             </w:tcMar>
           </w:tcPr>
           <w:p>
-            <w:hyperlink w:history="1" r:id="rIddsknsrfifgauwmlcsdhoh">
+            <w:r>
+              <w:t xml:space="preserve">05</w:t>
+            </w:r>
+          </w:p>
+        </w:tc>
+        <w:tc>
+          <w:tcPr>
+            <w:shd w:fill="EEF3F9" w:val="clear"/>
+            <w:tcMar>
+              <w:top w:type="dxa" w:w="50"/>
+              <w:left w:type="dxa" w:w="80"/>
+              <w:bottom w:type="dxa" w:w="50"/>
+              <w:right w:type="dxa" w:w="80"/>
+            </w:tcMar>
+          </w:tcPr>
+          <w:p>
+            <w:hyperlink w:history="1" r:id="rIdbvywlrumonajv5s3xmbt4">
               <w:r>
                 <w:rPr>
                   <w:color w:val="2E75B6"/>
                   <w:u w:val="single"/>
                 </w:rPr>
-                <w:t xml:space="preserve">Casos estudados</w:t>
+                <w:t xml:space="preserve">Resposta e remediação</w:t>
               </w:r>
             </w:hyperlink>
           </w:p>
@@ -467,7 +539,225 @@
           </w:tcPr>
           <w:p>
             <w:r>
-              <w:t xml:space="preserve">As cinco técnicas, uma a uma</w:t>
+              <w:t xml:space="preserve">Active Response, lockout GPO, gestão de vulnerabilidades e patch</w:t>
+            </w:r>
+          </w:p>
+        </w:tc>
+      </w:tr>
+      <w:tr>
+        <w:tc>
+          <w:tcPr>
+            <w:tcMar>
+              <w:top w:type="dxa" w:w="50"/>
+              <w:left w:type="dxa" w:w="80"/>
+              <w:bottom w:type="dxa" w:w="50"/>
+              <w:right w:type="dxa" w:w="80"/>
+            </w:tcMar>
+          </w:tcPr>
+          <w:p>
+            <w:r>
+              <w:t xml:space="preserve">06</w:t>
+            </w:r>
+          </w:p>
+        </w:tc>
+        <w:tc>
+          <w:tcPr>
+            <w:tcMar>
+              <w:top w:type="dxa" w:w="50"/>
+              <w:left w:type="dxa" w:w="80"/>
+              <w:bottom w:type="dxa" w:w="50"/>
+              <w:right w:type="dxa" w:w="80"/>
+            </w:tcMar>
+          </w:tcPr>
+          <w:p>
+            <w:hyperlink w:history="1" r:id="rId1rkqp4mmukbvdafc2jcmm">
+              <w:r>
+                <w:rPr>
+                  <w:color w:val="2E75B6"/>
+                  <w:u w:val="single"/>
+                </w:rPr>
+                <w:t xml:space="preserve">Hardening e evolução</w:t>
+              </w:r>
+            </w:hyperlink>
+          </w:p>
+        </w:tc>
+        <w:tc>
+          <w:tcPr>
+            <w:tcMar>
+              <w:top w:type="dxa" w:w="50"/>
+              <w:left w:type="dxa" w:w="80"/>
+              <w:bottom w:type="dxa" w:w="50"/>
+              <w:right w:type="dxa" w:w="80"/>
+            </w:tcMar>
+          </w:tcPr>
+          <w:p>
+            <w:r>
+              <w:t xml:space="preserve">Redução de superfície (RunAsPPL, ASR) e roadmap de maturidade</w:t>
+            </w:r>
+          </w:p>
+        </w:tc>
+      </w:tr>
+      <w:tr>
+        <w:tc>
+          <w:tcPr>
+            <w:shd w:fill="EEF3F9" w:val="clear"/>
+            <w:tcMar>
+              <w:top w:type="dxa" w:w="50"/>
+              <w:left w:type="dxa" w:w="80"/>
+              <w:bottom w:type="dxa" w:w="50"/>
+              <w:right w:type="dxa" w:w="80"/>
+            </w:tcMar>
+          </w:tcPr>
+          <w:p>
+            <w:r>
+              <w:t xml:space="preserve">07</w:t>
+            </w:r>
+          </w:p>
+        </w:tc>
+        <w:tc>
+          <w:tcPr>
+            <w:shd w:fill="EEF3F9" w:val="clear"/>
+            <w:tcMar>
+              <w:top w:type="dxa" w:w="50"/>
+              <w:left w:type="dxa" w:w="80"/>
+              <w:bottom w:type="dxa" w:w="50"/>
+              <w:right w:type="dxa" w:w="80"/>
+            </w:tcMar>
+          </w:tcPr>
+          <w:p>
+            <w:hyperlink w:history="1" r:id="rId_8zxxcbqjouj2zvieqwrd">
+              <w:r>
+                <w:rPr>
+                  <w:color w:val="2E75B6"/>
+                  <w:u w:val="single"/>
+                </w:rPr>
+                <w:t xml:space="preserve">Cobertura MITRE ATT&amp;CK</w:t>
+              </w:r>
+            </w:hyperlink>
+          </w:p>
+        </w:tc>
+        <w:tc>
+          <w:tcPr>
+            <w:shd w:fill="EEF3F9" w:val="clear"/>
+            <w:tcMar>
+              <w:top w:type="dxa" w:w="50"/>
+              <w:left w:type="dxa" w:w="80"/>
+              <w:bottom w:type="dxa" w:w="50"/>
+              <w:right w:type="dxa" w:w="80"/>
+            </w:tcMar>
+          </w:tcPr>
+          <w:p>
+            <w:r>
+              <w:t xml:space="preserve">As 12 táticas e o catálogo de técnicas estudadas</w:t>
+            </w:r>
+          </w:p>
+        </w:tc>
+      </w:tr>
+      <w:tr>
+        <w:tc>
+          <w:tcPr>
+            <w:tcMar>
+              <w:top w:type="dxa" w:w="50"/>
+              <w:left w:type="dxa" w:w="80"/>
+              <w:bottom w:type="dxa" w:w="50"/>
+              <w:right w:type="dxa" w:w="80"/>
+            </w:tcMar>
+          </w:tcPr>
+          <w:p>
+            <w:r>
+              <w:t xml:space="preserve">08</w:t>
+            </w:r>
+          </w:p>
+        </w:tc>
+        <w:tc>
+          <w:tcPr>
+            <w:tcMar>
+              <w:top w:type="dxa" w:w="50"/>
+              <w:left w:type="dxa" w:w="80"/>
+              <w:bottom w:type="dxa" w:w="50"/>
+              <w:right w:type="dxa" w:w="80"/>
+            </w:tcMar>
+          </w:tcPr>
+          <w:p>
+            <w:hyperlink w:history="1" r:id="rIda4euuloap5q5z3dhp6slj">
+              <w:r>
+                <w:rPr>
+                  <w:color w:val="2E75B6"/>
+                  <w:u w:val="single"/>
+                </w:rPr>
+                <w:t xml:space="preserve">Resultados e lições</w:t>
+              </w:r>
+            </w:hyperlink>
+          </w:p>
+        </w:tc>
+        <w:tc>
+          <w:tcPr>
+            <w:tcMar>
+              <w:top w:type="dxa" w:w="50"/>
+              <w:left w:type="dxa" w:w="80"/>
+              <w:bottom w:type="dxa" w:w="50"/>
+              <w:right w:type="dxa" w:w="80"/>
+            </w:tcMar>
+          </w:tcPr>
+          <w:p>
+            <w:r>
+              <w:t xml:space="preserve">O que generaliza: lições sistêmicas de detecção e operação</w:t>
+            </w:r>
+          </w:p>
+        </w:tc>
+      </w:tr>
+      <w:tr>
+        <w:tc>
+          <w:tcPr>
+            <w:shd w:fill="EEF3F9" w:val="clear"/>
+            <w:tcMar>
+              <w:top w:type="dxa" w:w="50"/>
+              <w:left w:type="dxa" w:w="80"/>
+              <w:bottom w:type="dxa" w:w="50"/>
+              <w:right w:type="dxa" w:w="80"/>
+            </w:tcMar>
+          </w:tcPr>
+          <w:p>
+            <w:r>
+              <w:t xml:space="preserve">09</w:t>
+            </w:r>
+          </w:p>
+        </w:tc>
+        <w:tc>
+          <w:tcPr>
+            <w:shd w:fill="EEF3F9" w:val="clear"/>
+            <w:tcMar>
+              <w:top w:type="dxa" w:w="50"/>
+              <w:left w:type="dxa" w:w="80"/>
+              <w:bottom w:type="dxa" w:w="50"/>
+              <w:right w:type="dxa" w:w="80"/>
+            </w:tcMar>
+          </w:tcPr>
+          <w:p>
+            <w:hyperlink w:history="1" r:id="rIdhx5itzihaqcagqazds-g-">
+              <w:r>
+                <w:rPr>
+                  <w:color w:val="2E75B6"/>
+                  <w:u w:val="single"/>
+                </w:rPr>
+                <w:t xml:space="preserve">Referências</w:t>
+              </w:r>
+            </w:hyperlink>
+          </w:p>
+        </w:tc>
+        <w:tc>
+          <w:tcPr>
+            <w:shd w:fill="EEF3F9" w:val="clear"/>
+            <w:tcMar>
+              <w:top w:type="dxa" w:w="50"/>
+              <w:left w:type="dxa" w:w="80"/>
+              <w:bottom w:type="dxa" w:w="50"/>
+              <w:right w:type="dxa" w:w="80"/>
+            </w:tcMar>
+          </w:tcPr>
+          <w:p>
+            <w:r>
+              <w:t xml:space="preserve">Documentação e material de apoio</w:t>
             </w:r>
           </w:p>
         </w:tc>
@@ -483,10 +773,41 @@
         <w:spacing w:after="120" w:line="276"/>
       </w:pPr>
       <w:r>
-        <w:t xml:space="preserve">Os artefatos de detecção (regras) estão em
-</w:t>
-      </w:r>
-      <w:hyperlink w:history="1" r:id="rIdgnp1vr_kydz63id8m7sqj">
+        <w:t xml:space="preserve">Complementos:</w:t>
+      </w:r>
+    </w:p>
+    <w:p>
+      <w:pPr>
+        <w:pStyle w:val="ListParagraph"/>
+        <w:numPr>
+          <w:ilvl w:val="0"/>
+          <w:numId w:val="1"/>
+        </w:numPr>
+        <w:spacing w:after="40" w:line="264"/>
+      </w:pPr>
+      <w:hyperlink w:history="1" r:id="rIdz3m41hz5dbvcfzcp8arv7">
+        <w:r>
+          <w:rPr>
+            <w:color w:val="2E75B6"/>
+            <w:u w:val="single"/>
+          </w:rPr>
+          <w:t xml:space="preserve">Casos estudados</w:t>
+        </w:r>
+      </w:hyperlink>
+      <w:r>
+        <w:t xml:space="preserve"> — catálogo das técnicas por tática (o "o quê" e o "como se detecta").</w:t>
+      </w:r>
+    </w:p>
+    <w:p>
+      <w:pPr>
+        <w:pStyle w:val="ListParagraph"/>
+        <w:numPr>
+          <w:ilvl w:val="0"/>
+          <w:numId w:val="1"/>
+        </w:numPr>
+        <w:spacing w:after="40" w:line="264"/>
+      </w:pPr>
+      <w:hyperlink w:history="1" r:id="rIdr4b8_9yuvu9pei97lkyt6">
         <w:r>
           <w:rPr>
             <w:rFonts w:ascii="Consolas" w:cs="Consolas" w:eastAsia="Consolas" w:hAnsi="Consolas"/>
@@ -498,8 +819,13 @@
         </w:r>
       </w:hyperlink>
       <w:r>
-        <w:t xml:space="preserve">.</w:t>
-      </w:r>
+        <w:t xml:space="preserve"> — artefatos de detecção (regras representativas).</w:t>
+      </w:r>
+    </w:p>
+    <w:p>
+      <w:pPr>
+        <w:spacing w:after="60"/>
+      </w:pPr>
     </w:p>
     <w:p>
       <w:pPr>
@@ -507,53 +833,123 @@
         <w:spacing w:after="80" w:before="240"/>
       </w:pPr>
       <w:r>
-        <w:t xml:space="preserve">Ambiente de referência</w:t>
-      </w:r>
-    </w:p>
-    <w:p>
-      <w:pPr>
-        <w:spacing w:after="120" w:line="276"/>
-      </w:pPr>
-      <w:r>
-        <w:t xml:space="preserve">O estudo assume um ambiente isolado e pequeno, descrito em
-</w:t>
-      </w:r>
-      <w:hyperlink w:history="1" r:id="rIddtya6qop_7e8z-zwsz8yz">
-        <w:r>
-          <w:rPr>
-            <w:color w:val="2E75B6"/>
-            <w:u w:val="single"/>
-          </w:rPr>
-          <w:t xml:space="preserve">00 — Contexto e escopo</w:t>
-        </w:r>
-      </w:hyperlink>
-      <w:r>
-        <w:t xml:space="preserve">: um domínio </w:t>
-      </w:r>
-      <w:r>
-        <w:rPr>
-          <w:rFonts w:ascii="Consolas" w:cs="Consolas" w:eastAsia="Consolas" w:hAnsi="Consolas"/>
-          <w:color w:val="9A2D2D"/>
-          <w:shd w:fill="F2F4F7" w:val="clear"/>
-        </w:rPr>
-        <w:t xml:space="preserve">corp.tibbers.lab</w:t>
-      </w:r>
-      <w:r>
-        <w:t xml:space="preserve">
-(</w:t>
-      </w:r>
-      <w:r>
-        <w:rPr>
-          <w:rFonts w:ascii="Consolas" w:cs="Consolas" w:eastAsia="Consolas" w:hAnsi="Consolas"/>
-          <w:color w:val="9A2D2D"/>
-          <w:shd w:fill="F2F4F7" w:val="clear"/>
-        </w:rPr>
-        <w:t xml:space="preserve">10.20.0.0/24</w:t>
-      </w:r>
-      <w:r>
-        <w:t xml:space="preserve">) com um controlador de domínio que também serve de endpoint monitorado, o
-Wazuh all-in-one e uma estação ofensiva usada apenas para gerar a telemetria de ataque.</w:t>
-      </w:r>
+        <w:t xml:space="preserve">Os cinco pilares estudados</w:t>
+      </w:r>
+    </w:p>
+    <w:p>
+      <w:pPr>
+        <w:spacing w:after="40" w:line="264"/>
+      </w:pPr>
+      <w:r>
+        <w:rPr>
+          <w:b/>
+          <w:bCs/>
+        </w:rPr>
+        <w:t xml:space="preserve">1. </w:t>
+      </w:r>
+      <w:r>
+        <w:rPr>
+          <w:b/>
+          <w:bCs/>
+        </w:rPr>
+        <w:t xml:space="preserve">Telemetria</w:t>
+      </w:r>
+      <w:r>
+        <w:t xml:space="preserve"> — Sysmon, canais de evento do Windows, Windows Defender, auditd, logs web, FIM.</w:t>
+      </w:r>
+    </w:p>
+    <w:p>
+      <w:pPr>
+        <w:spacing w:after="40" w:line="264"/>
+      </w:pPr>
+      <w:r>
+        <w:rPr>
+          <w:b/>
+          <w:bCs/>
+        </w:rPr>
+        <w:t xml:space="preserve">2. </w:t>
+      </w:r>
+      <w:r>
+        <w:rPr>
+          <w:b/>
+          <w:bCs/>
+        </w:rPr>
+        <w:t xml:space="preserve">Detecção</w:t>
+      </w:r>
+      <w:r>
+        <w:t xml:space="preserve"> — regras customizadas + built-in, correlação, alinhamento MITRE ATT&amp;CK.</w:t>
+      </w:r>
+    </w:p>
+    <w:p>
+      <w:pPr>
+        <w:spacing w:after="40" w:line="264"/>
+      </w:pPr>
+      <w:r>
+        <w:rPr>
+          <w:b/>
+          <w:bCs/>
+        </w:rPr>
+        <w:t xml:space="preserve">3. </w:t>
+      </w:r>
+      <w:r>
+        <w:rPr>
+          <w:b/>
+          <w:bCs/>
+        </w:rPr>
+        <w:t xml:space="preserve">Resposta</w:t>
+      </w:r>
+      <w:r>
+        <w:t xml:space="preserve"> — Active Response (bloqueio de IP), lockout de conta via GPO, contenção.</w:t>
+      </w:r>
+    </w:p>
+    <w:p>
+      <w:pPr>
+        <w:spacing w:after="40" w:line="264"/>
+      </w:pPr>
+      <w:r>
+        <w:rPr>
+          <w:b/>
+          <w:bCs/>
+        </w:rPr>
+        <w:t xml:space="preserve">4. </w:t>
+      </w:r>
+      <w:r>
+        <w:rPr>
+          <w:b/>
+          <w:bCs/>
+        </w:rPr>
+        <w:t xml:space="preserve">Gestão de vulnerabilidades</w:t>
+      </w:r>
+      <w:r>
+        <w:t xml:space="preserve"> — detecção de CVEs e patch em massa (Chocolatey via Active Response).</w:t>
+      </w:r>
+    </w:p>
+    <w:p>
+      <w:pPr>
+        <w:spacing w:after="40" w:line="264"/>
+      </w:pPr>
+      <w:r>
+        <w:rPr>
+          <w:b/>
+          <w:bCs/>
+        </w:rPr>
+        <w:t xml:space="preserve">5. </w:t>
+      </w:r>
+      <w:r>
+        <w:rPr>
+          <w:b/>
+          <w:bCs/>
+        </w:rPr>
+        <w:t xml:space="preserve">Validação (purple team)</w:t>
+      </w:r>
+      <w:r>
+        <w:t xml:space="preserve"> — ataques controlados validam cada detecção.</w:t>
+      </w:r>
+    </w:p>
+    <w:p>
+      <w:pPr>
+        <w:spacing w:after="60"/>
+      </w:pPr>
     </w:p>
     <w:p>
       <w:pPr>
@@ -604,7 +1000,7 @@
         <w:t xml:space="preserve">Nenhuma credencial real</w:t>
       </w:r>
       <w:r>
-        <w:t xml:space="preserve"> — valores fictícios documentados.</w:t>
+        <w:t xml:space="preserve"> — todos os valores são fictícios e exclusivos deste estudo.</w:t>
       </w:r>
     </w:p>
     <w:p>
@@ -617,7 +1013,27 @@
         <w:spacing w:after="40" w:line="264"/>
       </w:pPr>
       <w:r>
-        <w:t xml:space="preserve">Material educacional, para estudo de detecção defensiva.</w:t>
+        <w:t xml:space="preserve">Material </w:t>
+      </w:r>
+      <w:r>
+        <w:rPr>
+          <w:b/>
+          <w:bCs/>
+        </w:rPr>
+        <w:t xml:space="preserve">educacional</w:t>
+      </w:r>
+      <w:r>
+        <w:t xml:space="preserve">, com foco em defesa. O interesse é </w:t>
+      </w:r>
+      <w:r>
+        <w:rPr>
+          <w:b/>
+          <w:bCs/>
+        </w:rPr>
+        <w:t xml:space="preserve">detectar e corrigir</w:t>
+      </w:r>
+      <w:r>
+        <w:t xml:space="preserve">, não atacar.</w:t>
       </w:r>
     </w:p>
     <w:p>
